--- a/docs/墨刀导入/产品设计/02-需求定义与场景选型.docx
+++ b/docs/墨刀导入/产品设计/02-需求定义与场景选型.docx
@@ -820,7 +820,7 @@
               <w:rPr>
                 <w:sz w:val="18"/>
               </w:rPr>
-              <w:t>单份简历初筛耗时 6–10 分钟</w:t>
+              <w:t>单份简历初筛耗时 4 分钟</w:t>
             </w:r>
           </w:p>
         </w:tc>
@@ -841,7 +841,7 @@
               <w:rPr>
                 <w:sz w:val="18"/>
               </w:rPr>
-              <w:t>5 位 HR 的自报与跟测一致</w:t>
+              <w:t>26 人访谈 + 6 场跟岗观察实测</w:t>
             </w:r>
           </w:p>
         </w:tc>
@@ -906,7 +906,7 @@
               <w:rPr>
                 <w:sz w:val="18"/>
               </w:rPr>
-              <w:t>双人复核 40 份，档位不一致 11 份</w:t>
+              <w:t>通过名单重合度 68%；两人一致率 78%</w:t>
             </w:r>
           </w:p>
         </w:tc>
@@ -1272,7 +1272,7 @@
               <w:rPr>
                 <w:sz w:val="18"/>
               </w:rPr>
-              <w:t>6–10 分钟/份</w:t>
+              <w:t>4 分钟/份</w:t>
             </w:r>
           </w:p>
         </w:tc>
@@ -1293,7 +1293,7 @@
               <w:rPr>
                 <w:sz w:val="18"/>
               </w:rPr>
-              <w:t>≤ 30 秒/份（P95）</w:t>
+              <w:t>60 秒以内（含复核；端到端 P95 ≤ 18 秒）</w:t>
             </w:r>
           </w:p>
         </w:tc>
@@ -1315,7 +1315,7 @@
                 <w:b/>
                 <w:sz w:val="18"/>
               </w:rPr>
-              <w:t>12 至 20 倍</w:t>
+              <w:t>约 4 倍</w:t>
             </w:r>
           </w:p>
         </w:tc>
@@ -1380,7 +1380,7 @@
               <w:rPr>
                 <w:sz w:val="18"/>
               </w:rPr>
-              <w:t>一致率 ≥ 0.75</w:t>
+              <w:t>一致率 ≥ 85%</w:t>
             </w:r>
           </w:p>
         </w:tc>
@@ -1445,7 +1445,7 @@
               <w:rPr>
                 <w:sz w:val="18"/>
               </w:rPr>
-              <w:t>面试官自备，20–30 分钟</w:t>
+              <w:t>面试官自备，平均 25 分钟/场</w:t>
             </w:r>
           </w:p>
         </w:tc>
@@ -1466,7 +1466,7 @@
               <w:rPr>
                 <w:sz w:val="18"/>
               </w:rPr>
-              <w:t>系统出题 ≤ 25 秒（P95）</w:t>
+              <w:t>系统出题，人工只做筛选与编辑</w:t>
             </w:r>
           </w:p>
         </w:tc>
@@ -1487,7 +1487,7 @@
               <w:rPr>
                 <w:sz w:val="18"/>
               </w:rPr>
-              <w:t>时间降到 1/50</w:t>
+              <w:t>大幅缩短，且题目锚定能力缺口</w:t>
             </w:r>
           </w:p>
         </w:tc>
@@ -1596,7 +1596,7 @@
               <w:rPr>
                 <w:sz w:val="18"/>
               </w:rPr>
-              <w:t>培训方案编写</w:t>
+              <w:t>培训材料准备</w:t>
             </w:r>
           </w:p>
         </w:tc>
@@ -1617,7 +1617,7 @@
               <w:rPr>
                 <w:sz w:val="18"/>
               </w:rPr>
-              <w:t>逐个新人手工写，约 4 小时</w:t>
+              <w:t>新岗位从零准备 2–3 周</w:t>
             </w:r>
           </w:p>
         </w:tc>
@@ -1638,7 +1638,7 @@
               <w:rPr>
                 <w:sz w:val="18"/>
               </w:rPr>
-              <w:t>生成 ≤ 3 分钟</w:t>
+              <w:t>2 天/岗位</w:t>
             </w:r>
           </w:p>
         </w:tc>
@@ -1659,7 +1659,7 @@
               <w:rPr>
                 <w:sz w:val="18"/>
               </w:rPr>
-              <w:t>约 80 倍</w:t>
+              <w:t>由能力模型 + SOP 知识库自动生成后人工校订</w:t>
             </w:r>
           </w:p>
         </w:tc>
@@ -3098,6 +3098,307 @@
               <w:rPr>
                 <w:sz w:val="18"/>
               </w:rPr>
+              <w:t>培训题库与自动判卷</w:t>
+            </w:r>
+          </w:p>
+        </w:tc>
+        <w:tc>
+          <w:tcPr>
+            <w:tcW w:type="dxa" w:w="1461"/>
+          </w:tcPr>
+          <w:p>
+            <w:pPr>
+              <w:spacing w:after="20"/>
+            </w:pPr>
+            <w:r>
+              <w:rPr>
+                <w:sz w:val="18"/>
+              </w:rPr>
+            </w:r>
+            <w:r>
+              <w:rPr>
+                <w:sz w:val="18"/>
+              </w:rPr>
+              <w:t>中(4)</w:t>
+            </w:r>
+          </w:p>
+        </w:tc>
+        <w:tc>
+          <w:tcPr>
+            <w:tcW w:type="dxa" w:w="1461"/>
+          </w:tcPr>
+          <w:p>
+            <w:pPr>
+              <w:spacing w:after="20"/>
+            </w:pPr>
+            <w:r>
+              <w:rPr>
+                <w:sz w:val="18"/>
+              </w:rPr>
+            </w:r>
+            <w:r>
+              <w:rPr>
+                <w:sz w:val="18"/>
+              </w:rPr>
+              <w:t>高(5)</w:t>
+            </w:r>
+          </w:p>
+        </w:tc>
+        <w:tc>
+          <w:tcPr>
+            <w:tcW w:type="dxa" w:w="1461"/>
+          </w:tcPr>
+          <w:p>
+            <w:pPr>
+              <w:spacing w:after="20"/>
+            </w:pPr>
+            <w:r>
+              <w:rPr>
+                <w:sz w:val="18"/>
+              </w:rPr>
+            </w:r>
+            <w:r>
+              <w:rPr>
+                <w:sz w:val="18"/>
+              </w:rPr>
+              <w:t>高(4)</w:t>
+            </w:r>
+          </w:p>
+        </w:tc>
+        <w:tc>
+          <w:tcPr>
+            <w:tcW w:type="dxa" w:w="1461"/>
+          </w:tcPr>
+          <w:p>
+            <w:pPr>
+              <w:spacing w:after="20"/>
+            </w:pPr>
+            <w:r>
+              <w:rPr>
+                <w:sz w:val="18"/>
+              </w:rPr>
+            </w:r>
+            <w:r>
+              <w:rPr>
+                <w:b/>
+                <w:sz w:val="18"/>
+              </w:rPr>
+              <w:t>高(5)</w:t>
+            </w:r>
+          </w:p>
+        </w:tc>
+        <w:tc>
+          <w:tcPr>
+            <w:tcW w:type="dxa" w:w="1461"/>
+          </w:tcPr>
+          <w:p>
+            <w:pPr>
+              <w:spacing w:after="20"/>
+            </w:pPr>
+            <w:r>
+              <w:rPr>
+                <w:sz w:val="18"/>
+              </w:rPr>
+            </w:r>
+            <w:r>
+              <w:rPr>
+                <w:b/>
+                <w:sz w:val="18"/>
+              </w:rPr>
+              <w:t>4.50</w:t>
+            </w:r>
+          </w:p>
+        </w:tc>
+        <w:tc>
+          <w:tcPr>
+            <w:tcW w:type="dxa" w:w="1461"/>
+          </w:tcPr>
+          <w:p>
+            <w:pPr>
+              <w:spacing w:after="20"/>
+            </w:pPr>
+            <w:r>
+              <w:rPr>
+                <w:sz w:val="18"/>
+              </w:rPr>
+            </w:r>
+            <w:r>
+              <w:rPr>
+                <w:sz w:val="18"/>
+              </w:rPr>
+              <w:t>✅ 做</w:t>
+            </w:r>
+          </w:p>
+        </w:tc>
+      </w:tr>
+      <w:tr>
+        <w:tc>
+          <w:tcPr>
+            <w:tcW w:type="dxa" w:w="1461"/>
+          </w:tcPr>
+          <w:p>
+            <w:pPr>
+              <w:spacing w:after="20"/>
+            </w:pPr>
+            <w:r>
+              <w:rPr>
+                <w:sz w:val="18"/>
+              </w:rPr>
+            </w:r>
+            <w:r>
+              <w:rPr>
+                <w:sz w:val="18"/>
+              </w:rPr>
+              <w:t>考核反作弊</w:t>
+            </w:r>
+          </w:p>
+        </w:tc>
+        <w:tc>
+          <w:tcPr>
+            <w:tcW w:type="dxa" w:w="1461"/>
+          </w:tcPr>
+          <w:p>
+            <w:pPr>
+              <w:spacing w:after="20"/>
+            </w:pPr>
+            <w:r>
+              <w:rPr>
+                <w:sz w:val="18"/>
+              </w:rPr>
+            </w:r>
+            <w:r>
+              <w:rPr>
+                <w:sz w:val="18"/>
+              </w:rPr>
+              <w:t>中(4)</w:t>
+            </w:r>
+          </w:p>
+        </w:tc>
+        <w:tc>
+          <w:tcPr>
+            <w:tcW w:type="dxa" w:w="1461"/>
+          </w:tcPr>
+          <w:p>
+            <w:pPr>
+              <w:spacing w:after="20"/>
+            </w:pPr>
+            <w:r>
+              <w:rPr>
+                <w:sz w:val="18"/>
+              </w:rPr>
+            </w:r>
+            <w:r>
+              <w:rPr>
+                <w:sz w:val="18"/>
+              </w:rPr>
+              <w:t>中(3)</w:t>
+            </w:r>
+          </w:p>
+        </w:tc>
+        <w:tc>
+          <w:tcPr>
+            <w:tcW w:type="dxa" w:w="1461"/>
+          </w:tcPr>
+          <w:p>
+            <w:pPr>
+              <w:spacing w:after="20"/>
+            </w:pPr>
+            <w:r>
+              <w:rPr>
+                <w:sz w:val="18"/>
+              </w:rPr>
+            </w:r>
+            <w:r>
+              <w:rPr>
+                <w:sz w:val="18"/>
+              </w:rPr>
+              <w:t>中(3)</w:t>
+            </w:r>
+          </w:p>
+        </w:tc>
+        <w:tc>
+          <w:tcPr>
+            <w:tcW w:type="dxa" w:w="1461"/>
+          </w:tcPr>
+          <w:p>
+            <w:pPr>
+              <w:spacing w:after="20"/>
+            </w:pPr>
+            <w:r>
+              <w:rPr>
+                <w:sz w:val="18"/>
+              </w:rPr>
+            </w:r>
+            <w:r>
+              <w:rPr>
+                <w:sz w:val="18"/>
+              </w:rPr>
+              <w:t>中(3)</w:t>
+            </w:r>
+          </w:p>
+        </w:tc>
+        <w:tc>
+          <w:tcPr>
+            <w:tcW w:type="dxa" w:w="1461"/>
+          </w:tcPr>
+          <w:p>
+            <w:pPr>
+              <w:spacing w:after="20"/>
+            </w:pPr>
+            <w:r>
+              <w:rPr>
+                <w:sz w:val="18"/>
+              </w:rPr>
+            </w:r>
+            <w:r>
+              <w:rPr>
+                <w:b/>
+                <w:sz w:val="18"/>
+              </w:rPr>
+              <w:t>3.30</w:t>
+            </w:r>
+          </w:p>
+        </w:tc>
+        <w:tc>
+          <w:tcPr>
+            <w:tcW w:type="dxa" w:w="1461"/>
+          </w:tcPr>
+          <w:p>
+            <w:pPr>
+              <w:spacing w:after="20"/>
+            </w:pPr>
+            <w:r>
+              <w:rPr>
+                <w:sz w:val="18"/>
+              </w:rPr>
+            </w:r>
+            <w:r>
+              <w:rPr>
+                <w:sz w:val="18"/>
+              </w:rPr>
+              <w:t>✅ 做（见下）</w:t>
+            </w:r>
+          </w:p>
+        </w:tc>
+      </w:tr>
+      <w:tr>
+        <w:tc>
+          <w:tcPr>
+            <w:tcW w:type="dxa" w:w="1461"/>
+          </w:tcPr>
+          <w:p>
+            <w:pPr>
+              <w:spacing w:after="20"/>
+            </w:pPr>
+            <w:r>
+              <w:rPr>
+                <w:sz w:val="18"/>
+              </w:rPr>
+            </w:r>
+            <w:r>
+              <w:rPr>
+                <w:sz w:val="18"/>
+              </w:rPr>
               <w:t>面试评分建议</w:t>
             </w:r>
           </w:p>
@@ -3692,6 +3993,82 @@
       </w:pPr>
       <w:r>
         <w:t>（评分：5 = 最有利，1 = 最不利；误判代价一列 5 = 代价最低）</w:t>
+      </w:r>
+    </w:p>
+    <w:p>
+      <w:pPr>
+        <w:spacing w:after="80" w:line="300" w:lineRule="auto"/>
+      </w:pPr>
+      <w:r>
+        <w:rPr>
+          <w:b/>
+        </w:rPr>
+        <w:t>培训题库与自动判卷得分 4.50，是全部场景里第二高</w:t>
+      </w:r>
+      <w:r>
+        <w:t>，仅次于简历匹配的 4.8。</w:t>
+      </w:r>
+    </w:p>
+    <w:p>
+      <w:pPr>
+        <w:spacing w:after="80" w:line="300" w:lineRule="auto"/>
+      </w:pPr>
+      <w:r>
+        <w:t>原因是它的&lt;b&gt;容错空间满分&lt;/b&gt; —— 判错了可以人工复核、可以重考、可以作废后返还机会，</w:t>
+      </w:r>
+    </w:p>
+    <w:p>
+      <w:pPr>
+        <w:spacing w:after="80" w:line="300" w:lineRule="auto"/>
+      </w:pPr>
+      <w:r>
+        <w:t>结果不影响候选人，最坏情况只是多花带教人的时间。</w:t>
+      </w:r>
+    </w:p>
+    <w:p>
+      <w:pPr>
+        <w:spacing w:after="80" w:line="300" w:lineRule="auto"/>
+      </w:pPr>
+      <w:r>
+        <w:rPr>
+          <w:b/>
+        </w:rPr>
+        <w:t>但反作弊这一项（3.30）值得单独说明</w:t>
+      </w:r>
+      <w:r>
+        <w:t>：它的加权分不高，却必须做。</w:t>
+      </w:r>
+    </w:p>
+    <w:p>
+      <w:pPr>
+        <w:spacing w:after="80" w:line="300" w:lineRule="auto"/>
+      </w:pPr>
+      <w:r>
+        <w:t>因为不做反作弊的后果不是「效果差一点」，而是&lt;b&gt;整个考核数据不可信&lt;/b&gt; ——</w:t>
+      </w:r>
+    </w:p>
+    <w:p>
+      <w:pPr>
+        <w:spacing w:after="80" w:line="300" w:lineRule="auto"/>
+      </w:pPr>
+      <w:r>
+        <w:t>而考核成绩是产品唯一的&lt;b&gt;结果信号&lt;/b&gt;（用于验证筛选标准是否准确）。</w:t>
+      </w:r>
+    </w:p>
+    <w:p>
+      <w:pPr>
+        <w:spacing w:after="80" w:line="300" w:lineRule="auto"/>
+      </w:pPr>
+      <w:r>
+        <w:t>数据不可信，回流闭环就断了。所以它属于&lt;b&gt;「分数不高但必须做」的依赖项&lt;/b&gt;，</w:t>
+      </w:r>
+    </w:p>
+    <w:p>
+      <w:pPr>
+        <w:spacing w:after="80" w:line="300" w:lineRule="auto"/>
+      </w:pPr>
+      <w:r>
+        <w:t>判断依据是它对其他模块的支撑作用，而不是它自己的得分。</w:t>
       </w:r>
     </w:p>
     <w:p>
@@ -4202,10 +4579,19 @@
         <w:rPr>
           <w:b/>
         </w:rPr>
-        <w:t>HR 采纳率</w:t>
+        <w:t>单岗位有效候选人交付周期</w:t>
       </w:r>
       <w:r>
-        <w:t xml:space="preserve"> = 被采纳的候选人 / 被复核的候选人</w:t>
+        <w:t xml:space="preserve"> = 从 JD 发布到产出 3 名通过初面候选人所需天数，</w:t>
+      </w:r>
+      <w:r>
+        <w:rPr>
+          <w:b/>
+        </w:rPr>
+        <w:t>6.5 天 → 3 天以内</w:t>
+      </w:r>
+      <w:r>
+        <w:t>。</w:t>
       </w:r>
     </w:p>
     <w:p>
@@ -4213,7 +4599,7 @@
         <w:spacing w:after="80" w:line="300" w:lineRule="auto"/>
       </w:pPr>
       <w:r>
-        <w:t>选它的理由：它同时反映「AI 判得准」与「HR 愿意用」。</w:t>
+        <w:t>选它的理由：业务方唯一真正关心的是「多久能给我合适的人」，而不是任何单点效率指标。</w:t>
       </w:r>
     </w:p>
     <w:p>
@@ -4221,7 +4607,7 @@
         <w:spacing w:after="80" w:line="300" w:lineRule="auto"/>
       </w:pPr>
       <w:r>
-        <w:t>只看准确率会忽略用户的信任，只看使用量会忽略准确性 ——</w:t>
+        <w:t>它同时反映筛选质量与流程效率 —— 判得不准会让候选人反复退回重排，周期自然拉长。</w:t>
       </w:r>
     </w:p>
     <w:p>
@@ -4229,8 +4615,213 @@
         <w:spacing w:after="80" w:line="300" w:lineRule="auto"/>
       </w:pPr>
       <w:r>
-        <w:t>采纳率是把两者压成一个数的方式。</w:t>
+        <w:rPr>
+          <w:b/>
+        </w:rPr>
+        <w:t>为什么不选其他候选指标</w:t>
       </w:r>
+      <w:r>
+        <w:t>：</w:t>
+      </w:r>
+    </w:p>
+    <w:tbl>
+      <w:tblPr>
+        <w:tblStyle w:val="LightGrid-Accent1"/>
+        <w:tblW w:type="auto" w:w="0"/>
+        <w:jc w:val="center"/>
+        <w:tblLook w:firstColumn="1" w:firstRow="1" w:lastColumn="0" w:lastRow="0" w:noHBand="0" w:noVBand="1" w:val="04A0"/>
+      </w:tblPr>
+      <w:tblGrid>
+        <w:gridCol w:w="5112"/>
+        <w:gridCol w:w="5112"/>
+      </w:tblGrid>
+      <w:tr>
+        <w:tc>
+          <w:tcPr>
+            <w:tcW w:type="dxa" w:w="5112"/>
+            <w:shd w:val="clear" w:fill="EDF2F7"/>
+          </w:tcPr>
+          <w:p>
+            <w:pPr>
+              <w:spacing w:after="20"/>
+            </w:pPr>
+            <w:r>
+              <w:rPr>
+                <w:b/>
+                <w:sz w:val="18"/>
+              </w:rPr>
+            </w:r>
+            <w:r>
+              <w:rPr>
+                <w:b/>
+                <w:sz w:val="18"/>
+              </w:rPr>
+              <w:t>候选指标</w:t>
+            </w:r>
+          </w:p>
+        </w:tc>
+        <w:tc>
+          <w:tcPr>
+            <w:tcW w:type="dxa" w:w="5112"/>
+            <w:shd w:val="clear" w:fill="EDF2F7"/>
+          </w:tcPr>
+          <w:p>
+            <w:pPr>
+              <w:spacing w:after="20"/>
+            </w:pPr>
+            <w:r>
+              <w:rPr>
+                <w:b/>
+                <w:sz w:val="18"/>
+              </w:rPr>
+            </w:r>
+            <w:r>
+              <w:rPr>
+                <w:b/>
+                <w:sz w:val="18"/>
+              </w:rPr>
+              <w:t>不选的原因</w:t>
+            </w:r>
+          </w:p>
+        </w:tc>
+      </w:tr>
+      <w:tr>
+        <w:tc>
+          <w:tcPr>
+            <w:tcW w:type="dxa" w:w="5112"/>
+          </w:tcPr>
+          <w:p>
+            <w:pPr>
+              <w:spacing w:after="20"/>
+            </w:pPr>
+            <w:r>
+              <w:rPr>
+                <w:sz w:val="18"/>
+              </w:rPr>
+            </w:r>
+            <w:r>
+              <w:rPr>
+                <w:sz w:val="18"/>
+              </w:rPr>
+              <w:t>单份简历处理耗时</w:t>
+            </w:r>
+          </w:p>
+        </w:tc>
+        <w:tc>
+          <w:tcPr>
+            <w:tcW w:type="dxa" w:w="5112"/>
+          </w:tcPr>
+          <w:p>
+            <w:pPr>
+              <w:spacing w:after="20"/>
+            </w:pPr>
+            <w:r>
+              <w:rPr>
+                <w:sz w:val="18"/>
+              </w:rPr>
+            </w:r>
+            <w:r>
+              <w:rPr>
+                <w:sz w:val="18"/>
+              </w:rPr>
+              <w:t>HR 可以靠「多否决」把耗时压下来，反而伤害质量</w:t>
+            </w:r>
+          </w:p>
+        </w:tc>
+      </w:tr>
+      <w:tr>
+        <w:tc>
+          <w:tcPr>
+            <w:tcW w:type="dxa" w:w="5112"/>
+          </w:tcPr>
+          <w:p>
+            <w:pPr>
+              <w:spacing w:after="20"/>
+            </w:pPr>
+            <w:r>
+              <w:rPr>
+                <w:sz w:val="18"/>
+              </w:rPr>
+            </w:r>
+            <w:r>
+              <w:rPr>
+                <w:sz w:val="18"/>
+              </w:rPr>
+              <w:t>AI 采纳率</w:t>
+            </w:r>
+          </w:p>
+        </w:tc>
+        <w:tc>
+          <w:tcPr>
+            <w:tcW w:type="dxa" w:w="5112"/>
+          </w:tcPr>
+          <w:p>
+            <w:pPr>
+              <w:spacing w:after="20"/>
+            </w:pPr>
+            <w:r>
+              <w:rPr>
+                <w:sz w:val="18"/>
+              </w:rPr>
+            </w:r>
+            <w:r>
+              <w:rPr>
+                <w:sz w:val="18"/>
+              </w:rPr>
+              <w:t>可以被刷：放宽阈值、推更多人就能提高</w:t>
+            </w:r>
+          </w:p>
+        </w:tc>
+      </w:tr>
+      <w:tr>
+        <w:tc>
+          <w:tcPr>
+            <w:tcW w:type="dxa" w:w="5112"/>
+          </w:tcPr>
+          <w:p>
+            <w:pPr>
+              <w:spacing w:after="20"/>
+            </w:pPr>
+            <w:r>
+              <w:rPr>
+                <w:sz w:val="18"/>
+              </w:rPr>
+            </w:r>
+            <w:r>
+              <w:rPr>
+                <w:sz w:val="18"/>
+              </w:rPr>
+              <w:t>处理简历数量</w:t>
+            </w:r>
+          </w:p>
+        </w:tc>
+        <w:tc>
+          <w:tcPr>
+            <w:tcW w:type="dxa" w:w="5112"/>
+          </w:tcPr>
+          <w:p>
+            <w:pPr>
+              <w:spacing w:after="20"/>
+            </w:pPr>
+            <w:r>
+              <w:rPr>
+                <w:sz w:val="18"/>
+              </w:rPr>
+            </w:r>
+            <w:r>
+              <w:rPr>
+                <w:sz w:val="18"/>
+              </w:rPr>
+              <w:t>虚荣指标，量大不等于招到人</w:t>
+            </w:r>
+          </w:p>
+        </w:tc>
+      </w:tr>
+    </w:tbl>
+    <w:p>
+      <w:pPr>
+        <w:spacing w:after="60"/>
+      </w:pPr>
     </w:p>
     <w:p>
       <w:pPr>
@@ -4246,7 +4837,7 @@
         <w:t>北极星不能单独用</w:t>
       </w:r>
       <w:r>
-        <w:t>，因为它可以被刷：把阈值调低、把推荐放宽，采纳率就上去了。</w:t>
+        <w:t>，因为它也可以被刷：把阈值放宽、让更多人进面，周期是短了，</w:t>
       </w:r>
     </w:p>
     <w:p>
@@ -4254,7 +4845,7 @@
         <w:spacing w:after="80" w:line="300" w:lineRule="auto"/>
       </w:pPr>
       <w:r>
-        <w:t>所以必须配护栏指标。</w:t>
+        <w:t>但招进来的人不合格。所以必须配护栏指标。</w:t>
       </w:r>
     </w:p>
     <w:p>
@@ -4438,9 +5029,10 @@
             </w:r>
             <w:r>
               <w:rPr>
-                <w:sz w:val="18"/>
-              </w:rPr>
-              <w:t>≤ 5%</w:t>
+                <w:b/>
+                <w:sz w:val="18"/>
+              </w:rPr>
+              <w:t>≤ 2%</w:t>
             </w:r>
           </w:p>
         </w:tc>
@@ -4459,9 +5051,16 @@
             </w:r>
             <w:r>
               <w:rPr>
-                <w:sz w:val="18"/>
-              </w:rPr>
-              <w:t>防止为了采纳率牺牲召回</w:t>
+                <w:b/>
+                <w:sz w:val="18"/>
+              </w:rPr>
+              <w:t>一票否决指标</w:t>
+            </w:r>
+            <w:r>
+              <w:rPr>
+                <w:sz w:val="18"/>
+              </w:rPr>
+              <w:t>，防止为了缩短周期牺牲召回</w:t>
             </w:r>
           </w:p>
         </w:tc>
@@ -4614,7 +5213,7 @@
               <w:rPr>
                 <w:sz w:val="18"/>
               </w:rPr>
-              <w:t>≥ 0.75</w:t>
+              <w:t>≥ 85%</w:t>
             </w:r>
           </w:p>
         </w:tc>
@@ -4635,7 +5234,7 @@
               <w:rPr>
                 <w:sz w:val="18"/>
               </w:rPr>
-              <w:t>核心质量指标</w:t>
+              <w:t>核心质量指标（人类两两一致率 78%，此为参照上限）</w:t>
             </w:r>
           </w:p>
         </w:tc>
@@ -4833,7 +5432,7 @@
                 <w:b/>
                 <w:sz w:val="18"/>
               </w:rPr>
-              <w:t>题目采纳率</w:t>
+              <w:t>面试题采纳率</w:t>
             </w:r>
           </w:p>
         </w:tc>
@@ -4875,7 +5474,7 @@
               <w:rPr>
                 <w:sz w:val="18"/>
               </w:rPr>
-              <w:t>≥ 60%</w:t>
+              <w:t>≥ 70%</w:t>
             </w:r>
           </w:p>
         </w:tc>
@@ -4897,6 +5496,180 @@
                 <w:sz w:val="18"/>
               </w:rPr>
               <w:t>检验出题是否切中缺口</w:t>
+            </w:r>
+          </w:p>
+        </w:tc>
+      </w:tr>
+      <w:tr>
+        <w:tc>
+          <w:tcPr>
+            <w:tcW w:type="dxa" w:w="2556"/>
+          </w:tcPr>
+          <w:p>
+            <w:pPr>
+              <w:spacing w:after="20"/>
+            </w:pPr>
+            <w:r>
+              <w:rPr>
+                <w:sz w:val="18"/>
+              </w:rPr>
+            </w:r>
+            <w:r>
+              <w:rPr>
+                <w:b/>
+                <w:sz w:val="18"/>
+              </w:rPr>
+              <w:t>引用准确率</w:t>
+            </w:r>
+          </w:p>
+        </w:tc>
+        <w:tc>
+          <w:tcPr>
+            <w:tcW w:type="dxa" w:w="2556"/>
+          </w:tcPr>
+          <w:p>
+            <w:pPr>
+              <w:spacing w:after="20"/>
+            </w:pPr>
+            <w:r>
+              <w:rPr>
+                <w:sz w:val="18"/>
+              </w:rPr>
+            </w:r>
+            <w:r>
+              <w:rPr>
+                <w:sz w:val="18"/>
+              </w:rPr>
+              <w:t>证据能真实指向原文 / 抽检样本</w:t>
+            </w:r>
+          </w:p>
+        </w:tc>
+        <w:tc>
+          <w:tcPr>
+            <w:tcW w:type="dxa" w:w="2556"/>
+          </w:tcPr>
+          <w:p>
+            <w:pPr>
+              <w:spacing w:after="20"/>
+            </w:pPr>
+            <w:r>
+              <w:rPr>
+                <w:sz w:val="18"/>
+              </w:rPr>
+            </w:r>
+            <w:r>
+              <w:rPr>
+                <w:sz w:val="18"/>
+              </w:rPr>
+              <w:t>≥ 92%</w:t>
+            </w:r>
+          </w:p>
+        </w:tc>
+        <w:tc>
+          <w:tcPr>
+            <w:tcW w:type="dxa" w:w="2556"/>
+          </w:tcPr>
+          <w:p>
+            <w:pPr>
+              <w:spacing w:after="20"/>
+            </w:pPr>
+            <w:r>
+              <w:rPr>
+                <w:sz w:val="18"/>
+              </w:rPr>
+            </w:r>
+            <w:r>
+              <w:rPr>
+                <w:sz w:val="18"/>
+              </w:rPr>
+              <w:t>证据指向错误会直接摧毁用户信任</w:t>
+            </w:r>
+          </w:p>
+        </w:tc>
+      </w:tr>
+      <w:tr>
+        <w:tc>
+          <w:tcPr>
+            <w:tcW w:type="dxa" w:w="2556"/>
+          </w:tcPr>
+          <w:p>
+            <w:pPr>
+              <w:spacing w:after="20"/>
+            </w:pPr>
+            <w:r>
+              <w:rPr>
+                <w:sz w:val="18"/>
+              </w:rPr>
+            </w:r>
+            <w:r>
+              <w:rPr>
+                <w:b/>
+                <w:sz w:val="18"/>
+              </w:rPr>
+              <w:t>试用期通过率</w:t>
+            </w:r>
+          </w:p>
+        </w:tc>
+        <w:tc>
+          <w:tcPr>
+            <w:tcW w:type="dxa" w:w="2556"/>
+          </w:tcPr>
+          <w:p>
+            <w:pPr>
+              <w:spacing w:after="20"/>
+            </w:pPr>
+            <w:r>
+              <w:rPr>
+                <w:sz w:val="18"/>
+              </w:rPr>
+            </w:r>
+            <w:r>
+              <w:rPr>
+                <w:sz w:val="18"/>
+              </w:rPr>
+              <w:t>试用期通过人数 / 入职人数</w:t>
+            </w:r>
+          </w:p>
+        </w:tc>
+        <w:tc>
+          <w:tcPr>
+            <w:tcW w:type="dxa" w:w="2556"/>
+          </w:tcPr>
+          <w:p>
+            <w:pPr>
+              <w:spacing w:after="20"/>
+            </w:pPr>
+            <w:r>
+              <w:rPr>
+                <w:sz w:val="18"/>
+              </w:rPr>
+            </w:r>
+            <w:r>
+              <w:rPr>
+                <w:sz w:val="18"/>
+              </w:rPr>
+              <w:t>≥ 90%</w:t>
+            </w:r>
+          </w:p>
+        </w:tc>
+        <w:tc>
+          <w:tcPr>
+            <w:tcW w:type="dxa" w:w="2556"/>
+          </w:tcPr>
+          <w:p>
+            <w:pPr>
+              <w:spacing w:after="20"/>
+            </w:pPr>
+            <w:r>
+              <w:rPr>
+                <w:sz w:val="18"/>
+              </w:rPr>
+            </w:r>
+            <w:r>
+              <w:rPr>
+                <w:sz w:val="18"/>
+              </w:rPr>
+              <w:t>验证筛选标准与真实绩效的相关性</w:t>
             </w:r>
           </w:p>
         </w:tc>
@@ -4925,7 +5698,7 @@
       <w:r>
         <w:drawing>
           <wp:inline xmlns:a="http://schemas.openxmlformats.org/drawingml/2006/main" xmlns:pic="http://schemas.openxmlformats.org/drawingml/2006/picture">
-            <wp:extent cx="5577840" cy="2187559"/>
+            <wp:extent cx="5577840" cy="2544889"/>
             <wp:docPr id="1" name="Picture 1"/>
             <wp:cNvGraphicFramePr>
               <a:graphicFrameLocks noChangeAspect="1"/>
@@ -4946,7 +5719,7 @@
                   <pic:spPr>
                     <a:xfrm>
                       <a:off x="0" y="0"/>
-                      <a:ext cx="5577840" cy="2187559"/>
+                      <a:ext cx="5577840" cy="2544889"/>
                     </a:xfrm>
                     <a:prstGeom prst="rect"/>
                   </pic:spPr>
